--- a/Krish_Rakholiya_Resume_ATS.docx
+++ b/Krish_Rakholiya_Resume_ATS.docx
@@ -14,18 +14,6 @@
           <w:szCs w:val="32"/>
         </w:rPr>
         <w:t>KRISH RAKHOLIYA</w:t>
-      </w:r>
-    </w:p>
-    <w:p>
-      <w:pPr>
-        <w:spacing w:after="30"/>
-        <w:jc w:val="center"/>
-      </w:pPr>
-      <w:r>
-        <w:t xml:space="preserve">ML Engineer | LLM Engineering | Generative AI | Machine Learning | Deep Learning | </w:t>
-      </w:r>
-      <w:r>
-        <w:t>FastAPI</w:t>
       </w:r>
     </w:p>
     <w:p>

--- a/Krish_Rakholiya_Resume_ATS.docx
+++ b/Krish_Rakholiya_Resume_ATS.docx
@@ -18,11 +18,15 @@
     </w:p>
     <w:p>
       <w:pPr>
-        <w:spacing w:after="30"/>
-        <w:jc w:val="center"/>
-      </w:pPr>
-      <w:r>
-        <w:t>krishrakholiya32@gmail.com | +91 63543 49464 | Surat, Gujarat | github.com/krishrakholiya32 | linkedin.com/in/krishrakholiya32</w:t>
+        <w:tabs>
+          <w:tab w:pos="10740" w:val="right"/>
+        </w:tabs>
+        <w:spacing w:after="120"/>
+      </w:pPr>
+      <w:r>
+        <w:t>krishrakholiya32@gmail.com | +91 63543 49464 | github.com/krishrakholiya32 | linkedin.com/in/krishrakholiya32</w:t>
+        <w:tab/>
+        <w:t>Surat, Gujarat</w:t>
       </w:r>
     </w:p>
     <w:p>

--- a/Krish_Rakholiya_Resume_ATS.docx
+++ b/Krish_Rakholiya_Resume_ATS.docx
@@ -574,19 +574,7 @@
         <w:rPr>
           <w:b w:val="0"/>
         </w:rPr>
-        <w:t xml:space="preserve">); full-document chunking bypasses the 512-token limit, and low-confidence predictions are flagged instead of shown as false certainty. Found and fixed a </w:t>
-      </w:r>
-      <w:r>
-        <w:rPr>
-          <w:b/>
-        </w:rPr>
-        <w:t>data-leakage flaw</w:t>
-      </w:r>
-      <w:r>
-        <w:rPr>
-          <w:b w:val="0"/>
-        </w:rPr>
-        <w:t xml:space="preserve"> in the validation split (initial score was inflated 74%), retraining with a corrected group-based split to reach this honest, properly-validated result.</w:t>
+        <w:t>); full-document chunking bypasses the 512-token limit, and low-confidence predictions are flagged instead of shown as false certainty.</w:t>
       </w:r>
     </w:p>
     <w:p>

--- a/Krish_Rakholiya_Resume_ATS.docx
+++ b/Krish_Rakholiya_Resume_ATS.docx
@@ -568,13 +568,13 @@
         <w:rPr>
           <w:b/>
         </w:rPr>
-        <w:t>Test macro-F1 0.410</w:t>
+        <w:t>66% precision</w:t>
       </w:r>
       <w:r>
         <w:rPr>
           <w:b w:val="0"/>
         </w:rPr>
-        <w:t>); full-document chunking bypasses the 512-token limit, and low-confidence predictions are flagged instead of shown as false certainty.</w:t>
+        <w:t xml:space="preserve"> flagging clear non-matches); full-document chunking bypasses the 512-token limit, and low-confidence predictions are flagged instead of shown as false certainty.</w:t>
       </w:r>
     </w:p>
     <w:p>

--- a/Krish_Rakholiya_Resume_ATS.docx
+++ b/Krish_Rakholiya_Resume_ATS.docx
@@ -24,7 +24,7 @@
         <w:spacing w:after="120"/>
       </w:pPr>
       <w:r>
-        <w:t>krishrakholiya32@gmail.com | +91 63543 49464 | github.com/krishrakholiya32 | linkedin.com/in/krishrakholiya32</w:t>
+        <w:t>krishrakholiya32@gmail.com | +91 63543 49464 | github.com/krishrakholiya32 | linkedin.com/in/krishrakholiya32 |</w:t>
         <w:tab/>
         <w:t>Surat, Gujarat</w:t>
       </w:r>

--- a/Krish_Rakholiya_Resume_ATS.docx
+++ b/Krish_Rakholiya_Resume_ATS.docx
@@ -18,15 +18,11 @@
     </w:p>
     <w:p>
       <w:pPr>
-        <w:tabs>
-          <w:tab w:pos="10740" w:val="right"/>
-        </w:tabs>
         <w:spacing w:after="120"/>
-      </w:pPr>
-      <w:r>
-        <w:t>krishrakholiya32@gmail.com | +91 63543 49464 | github.com/krishrakholiya32 | linkedin.com/in/krishrakholiya32 |</w:t>
-        <w:tab/>
-        <w:t>Surat, Gujarat</w:t>
+        <w:jc w:val="center"/>
+      </w:pPr>
+      <w:r>
+        <w:t>krishrakholiya32@gmail.com | +91 63543 49464 | github.com/krishrakholiya32 | linkedin.com/in/krishrakholiya32 | Surat, Gujarat</w:t>
       </w:r>
     </w:p>
     <w:p>

--- a/Krish_Rakholiya_Resume_ATS.docx
+++ b/Krish_Rakholiya_Resume_ATS.docx
@@ -92,7 +92,7 @@
         <w:t xml:space="preserve">ML &amp; AI: </w:t>
       </w:r>
       <w:r>
-        <w:t>Machine Learning, Deep Learning, NLP, CNN, LSTM/GRU, GANs, Stable Diffusion, Transfer Learning, Unsupervised Learning, Time Series Forecasting, LLMs</w:t>
+        <w:t>Machine Learning, Deep Learning, NLP, CNN, LSTM/GRU, GANs, Stable Diffusion, LLMs, Transfer Learning, Unsupervised Learning</w:t>
       </w:r>
     </w:p>
     <w:p>
@@ -106,7 +106,7 @@
         <w:t xml:space="preserve">AI Tools &amp; APIs: </w:t>
       </w:r>
       <w:r>
-        <w:t>HuggingFace, Multi-Provider LLM APIs (Gemini, Groq), OpenCode, LangChain, LangGraph</w:t>
+        <w:t>HuggingFace, Multi-Provider LLM APIs (Gemini, Groq), LangChain, LangGraph</w:t>
       </w:r>
     </w:p>
     <w:p>
@@ -131,10 +131,10 @@
         <w:rPr>
           <w:b/>
         </w:rPr>
-        <w:t xml:space="preserve">Databases &amp; Tools: </w:t>
-      </w:r>
-      <w:r>
-        <w:t>PostgreSQL, Docker, Jupyter Notebook, Google Colab, Kaggle</w:t>
+        <w:t xml:space="preserve">Tools: </w:t>
+      </w:r>
+      <w:r>
+        <w:t>Docker, Jupyter Notebook, Google Colab, Kaggle, OpenCode</w:t>
       </w:r>
     </w:p>
     <w:p>

--- a/Krish_Rakholiya_Resume_ATS.docx
+++ b/Krish_Rakholiya_Resume_ATS.docx
@@ -254,7 +254,7 @@
         <w:rPr>
           <w:i/>
         </w:rPr>
-        <w:t>Python, Gemini + Groq (GPT-OSS-120B), FastAPI, PostgreSQL, pgvector, HuggingFace, LangGraph</w:t>
+        <w:t>Python, Gemini + Groq (GPT-OSS-120B), FastAPI, pgvector, HuggingFace, LangGraph</w:t>
       </w:r>
     </w:p>
     <w:p>

--- a/Krish_Rakholiya_Resume_ATS.docx
+++ b/Krish_Rakholiya_Resume_ATS.docx
@@ -254,7 +254,7 @@
         <w:rPr>
           <w:i/>
         </w:rPr>
-        <w:t>Python, Gemini + Groq (GPT-OSS-120B), FastAPI, pgvector, HuggingFace, LangGraph</w:t>
+        <w:t>Python, Gemini (Flash Lite) + Groq (GPT-OSS-120B), FastAPI, pgvector, HuggingFace, LangGraph</w:t>
       </w:r>
     </w:p>
     <w:p>
@@ -282,7 +282,7 @@
         <w:rPr>
           <w:b w:val="0"/>
         </w:rPr>
-        <w:t>. Scoped multi-file understanding (PDF/DOCX/images) via Gemini/Groq vision.</w:t>
+        <w:t>. Scoped multi-file understanding (PDF/DOCX/images).</w:t>
       </w:r>
     </w:p>
     <w:p>

--- a/Krish_Rakholiya_Resume_ATS.docx
+++ b/Krish_Rakholiya_Resume_ATS.docx
@@ -422,7 +422,7 @@
         <w:rPr>
           <w:i/>
         </w:rPr>
-        <w:t>Python, FastAPI, Scikit-learn, LightGBM, Pandas/NumPy</w:t>
+        <w:t>Python, FastAPI, Scikit-learn, Pandas/NumPy</w:t>
       </w:r>
     </w:p>
     <w:p>

--- a/Krish_Rakholiya_Resume_ATS.docx
+++ b/Krish_Rakholiya_Resume_ATS.docx
@@ -530,7 +530,7 @@
         <w:rPr>
           <w:i/>
         </w:rPr>
-        <w:t>Python, DistilBERT, Hugging Face Transformers, ONNX Runtime, Streamlit</w:t>
+        <w:t>Python, TensorFlow/Keras, DistilBERT, ONNX Runtime, Streamlit</w:t>
       </w:r>
     </w:p>
     <w:p>
@@ -558,19 +558,19 @@
         <w:rPr>
           <w:b w:val="0"/>
         </w:rPr>
-        <w:t xml:space="preserve"> real resume-JD pairs for 3-class fit scoring (</w:t>
-      </w:r>
-      <w:r>
-        <w:rPr>
-          <w:b/>
-        </w:rPr>
-        <w:t>66% precision</w:t>
+        <w:t xml:space="preserve"> real resume-JD pairs for binary fit scoring (</w:t>
+      </w:r>
+      <w:r>
+        <w:rPr>
+          <w:b/>
+        </w:rPr>
+        <w:t>0.58 macro-F1</w:t>
       </w:r>
       <w:r>
         <w:rPr>
           <w:b w:val="0"/>
         </w:rPr>
-        <w:t xml:space="preserve"> flagging clear non-matches); full-document chunking bypasses the 512-token limit, and low-confidence predictions are flagged instead of shown as false certainty.</w:t>
+        <w:t xml:space="preserve">, ~1.7x the majority-class baseline); full-document chunking bypasses the 512-token limit, and low-confidence predictions are flagged instead of shown as false certainty.</w:t>
       </w:r>
     </w:p>
     <w:p>

--- a/Krish_Rakholiya_Resume_ATS.docx
+++ b/Krish_Rakholiya_Resume_ATS.docx
@@ -1,5 +1,53 @@
 
-<file path=word/document.xml><?xml version="1.0" encoding="utf-8"?>
+<file path=docProps\app.xml><?xml version="1.0" encoding="utf-8"?>
+<Properties xmlns="http://schemas.openxmlformats.org/officeDocument/2006/extended-properties" xmlns:vt="http://schemas.openxmlformats.org/officeDocument/2006/docPropsVTypes">
+  <Template>Normal.dotm</Template>
+  <TotalTime>15</TotalTime>
+  <Pages>1</Pages>
+  <Words>628</Words>
+  <Characters>4097</Characters>
+  <Application>Microsoft Office Word</Application>
+  <DocSecurity>0</DocSecurity>
+  <Lines>61</Lines>
+  <Paragraphs>43</Paragraphs>
+  <ScaleCrop>false</ScaleCrop>
+  <HeadingPairs>
+    <vt:vector size="2" baseType="variant">
+      <vt:variant>
+        <vt:lpstr>Title</vt:lpstr>
+      </vt:variant>
+      <vt:variant>
+        <vt:i4>1</vt:i4>
+      </vt:variant>
+    </vt:vector>
+  </HeadingPairs>
+  <TitlesOfParts>
+    <vt:vector size="1" baseType="lpstr">
+      <vt:lpstr>Resume - Krish Rakholiya</vt:lpstr>
+    </vt:vector>
+  </TitlesOfParts>
+  <Company/>
+  <LinksUpToDate>false</LinksUpToDate>
+  <CharactersWithSpaces>4697</CharactersWithSpaces>
+  <SharedDoc>false</SharedDoc>
+  <HyperlinksChanged>false</HyperlinksChanged>
+  <AppVersion>16.0000</AppVersion>
+</Properties>
+</file>
+
+<file path=docProps\core.xml><?xml version="1.0" encoding="utf-8"?>
+<cp:coreProperties xmlns:cp="http://schemas.openxmlformats.org/package/2006/metadata/core-properties" xmlns:dc="http://purl.org/dc/elements/1.1/" xmlns:dcterms="http://purl.org/dc/terms/" xmlns:dcmitype="http://purl.org/dc/dcmitype/" xmlns:xsi="http://www.w3.org/2001/XMLSchema-instance">
+  <dc:title>Resume - Krish Rakholiya</dc:title>
+  <dc:creator>Krish Rakholiya</dc:creator>
+  <cp:lastModifiedBy>Krish Rakholiya</cp:lastModifiedBy>
+  <cp:revision>32</cp:revision>
+  <cp:lastPrinted>2026-07-06T20:10:00Z</cp:lastPrinted>
+  <dcterms:created xsi:type="dcterms:W3CDTF">2026-07-01T07:28:00Z</dcterms:created>
+  <dcterms:modified xsi:type="dcterms:W3CDTF">2026-07-06T20:10:00Z</dcterms:modified>
+</cp:coreProperties>
+</file>
+
+<file path=word\document.xml><?xml version="1.0" encoding="utf-8"?>
 <w:document xmlns:wpc="http://schemas.microsoft.com/office/word/2010/wordprocessingCanvas" xmlns:cx="http://schemas.microsoft.com/office/drawing/2014/chartex" xmlns:cx1="http://schemas.microsoft.com/office/drawing/2015/9/8/chartex" xmlns:cx2="http://schemas.microsoft.com/office/drawing/2015/10/21/chartex" xmlns:cx3="http://schemas.microsoft.com/office/drawing/2016/5/9/chartex" xmlns:cx4="http://schemas.microsoft.com/office/drawing/2016/5/10/chartex" xmlns:cx5="http://schemas.microsoft.com/office/drawing/2016/5/11/chartex" xmlns:cx6="http://schemas.microsoft.com/office/drawing/2016/5/12/chartex" xmlns:cx7="http://schemas.microsoft.com/office/drawing/2016/5/13/chartex" xmlns:cx8="http://schemas.microsoft.com/office/drawing/2016/5/14/chartex" xmlns:mc="http://schemas.openxmlformats.org/markup-compatibility/2006" xmlns:aink="http://schemas.microsoft.com/office/drawing/2016/ink" xmlns:am3d="http://schemas.microsoft.com/office/drawing/2017/model3d" xmlns:o="urn:schemas-microsoft-com:office:office" xmlns:oel="http://schemas.microsoft.com/office/2019/extlst" xmlns:r="http://schemas.openxmlformats.org/officeDocument/2006/relationships" xmlns:m="http://schemas.openxmlformats.org/officeDocument/2006/math" xmlns:v="urn:schemas-microsoft-com:vml" xmlns:wp14="http://schemas.microsoft.com/office/word/2010/wordprocessingDrawing" xmlns:wp="http://schemas.openxmlformats.org/drawingml/2006/wordprocessingDrawing" xmlns:w10="urn:schemas-microsoft-com:office:word" xmlns:w="http://schemas.openxmlformats.org/wordprocessingml/2006/main" xmlns:w14="http://schemas.microsoft.com/office/word/2010/wordml" xmlns:w15="http://schemas.microsoft.com/office/word/2012/wordml" xmlns:w16cex="http://schemas.microsoft.com/office/word/2018/wordml/cex" xmlns:w16cid="http://schemas.microsoft.com/office/word/2016/wordml/cid" xmlns:w16="http://schemas.microsoft.com/office/word/2018/wordml" xmlns:w16du="http://schemas.microsoft.com/office/word/2023/wordml/word16du" xmlns:w16sdtdh="http://schemas.microsoft.com/office/word/2020/wordml/sdtdatahash" xmlns:w16sdtfl="http://schemas.microsoft.com/office/word/2024/wordml/sdtformatlock" xmlns:w16se="http://schemas.microsoft.com/office/word/2015/wordml/symex" xmlns:wpg="http://schemas.microsoft.com/office/word/2010/wordprocessingGroup" xmlns:wpi="http://schemas.microsoft.com/office/word/2010/wordprocessingInk" xmlns:wne="http://schemas.microsoft.com/office/word/2006/wordml" xmlns:wps="http://schemas.microsoft.com/office/word/2010/wordprocessingShape" mc:Ignorable="w14 w15 w16se w16cid w16 w16cex w16sdtdh w16sdtfl w16du wp14">
   <w:body>
     <w:p>
@@ -468,7 +516,7 @@
         <w:rPr>
           <w:b/>
         </w:rPr>
-        <w:t>Test R² 0.905</w:t>
+        <w:t>Test RÂ² 0.905</w:t>
       </w:r>
       <w:r>
         <w:rPr>
@@ -564,13 +612,13 @@
         <w:rPr>
           <w:b/>
         </w:rPr>
-        <w:t>0.58 macro-F1</w:t>
+        <w:t>0.63 macro-F1</w:t>
       </w:r>
       <w:r>
         <w:rPr>
           <w:b w:val="0"/>
         </w:rPr>
-        <w:t xml:space="preserve">, ~1.7x the majority-class baseline); full-document chunking bypasses the 512-token limit, and low-confidence predictions are flagged instead of shown as false certainty.</w:t>
+        <w:t xml:space="preserve">, ~1.9x the majority-class baseline); full-document chunking bypasses the 512-token limit, and low-confidence predictions are flagged instead of shown as false certainty.</w:t>
       </w:r>
     </w:p>
     <w:p>
@@ -757,7 +805,33 @@
 </w:document>
 </file>
 
-<file path=word/numbering.xml><?xml version="1.0" encoding="utf-8"?>
+<file path=word\fontTable.xml><?xml version="1.0" encoding="utf-8"?>
+<w:fonts xmlns:mc="http://schemas.openxmlformats.org/markup-compatibility/2006" xmlns:r="http://schemas.openxmlformats.org/officeDocument/2006/relationships" xmlns:w="http://schemas.openxmlformats.org/wordprocessingml/2006/main" xmlns:w14="http://schemas.microsoft.com/office/word/2010/wordml" xmlns:w15="http://schemas.microsoft.com/office/word/2012/wordml" xmlns:w16cex="http://schemas.microsoft.com/office/word/2018/wordml/cex" xmlns:w16cid="http://schemas.microsoft.com/office/word/2016/wordml/cid" xmlns:w16="http://schemas.microsoft.com/office/word/2018/wordml" xmlns:w16du="http://schemas.microsoft.com/office/word/2023/wordml/word16du" xmlns:w16sdtdh="http://schemas.microsoft.com/office/word/2020/wordml/sdtdatahash" xmlns:w16sdtfl="http://schemas.microsoft.com/office/word/2024/wordml/sdtformatlock" xmlns:w16se="http://schemas.microsoft.com/office/word/2015/wordml/symex" mc:Ignorable="w14 w15 w16se w16cid w16 w16cex w16sdtdh w16sdtfl w16du">
+  <w:font w:name="Calibri">
+    <w:panose1 w:val="020F0502020204030204"/>
+    <w:charset w:val="00"/>
+    <w:family w:val="swiss"/>
+    <w:pitch w:val="variable"/>
+    <w:sig w:usb0="E4002EFF" w:usb1="C200247B" w:usb2="00000009" w:usb3="00000000" w:csb0="000001FF" w:csb1="00000000"/>
+  </w:font>
+  <w:font w:name="Times New Roman">
+    <w:panose1 w:val="02020603050405020304"/>
+    <w:charset w:val="00"/>
+    <w:family w:val="roman"/>
+    <w:pitch w:val="variable"/>
+    <w:sig w:usb0="E0002EFF" w:usb1="C000785B" w:usb2="00000009" w:usb3="00000000" w:csb0="000001FF" w:csb1="00000000"/>
+  </w:font>
+  <w:font w:name="Calibri Light">
+    <w:panose1 w:val="020F0302020204030204"/>
+    <w:charset w:val="00"/>
+    <w:family w:val="swiss"/>
+    <w:pitch w:val="variable"/>
+    <w:sig w:usb0="E4002EFF" w:usb1="C200247B" w:usb2="00000009" w:usb3="00000000" w:csb0="000001FF" w:csb1="00000000"/>
+  </w:font>
+</w:fonts>
+</file>
+
+<file path=word\numbering.xml><?xml version="1.0" encoding="utf-8"?>
 <w:numbering xmlns:wpc="http://schemas.microsoft.com/office/word/2010/wordprocessingCanvas" xmlns:cx="http://schemas.microsoft.com/office/drawing/2014/chartex" xmlns:cx1="http://schemas.microsoft.com/office/drawing/2015/9/8/chartex" xmlns:cx2="http://schemas.microsoft.com/office/drawing/2015/10/21/chartex" xmlns:cx3="http://schemas.microsoft.com/office/drawing/2016/5/9/chartex" xmlns:cx4="http://schemas.microsoft.com/office/drawing/2016/5/10/chartex" xmlns:cx5="http://schemas.microsoft.com/office/drawing/2016/5/11/chartex" xmlns:cx6="http://schemas.microsoft.com/office/drawing/2016/5/12/chartex" xmlns:cx7="http://schemas.microsoft.com/office/drawing/2016/5/13/chartex" xmlns:cx8="http://schemas.microsoft.com/office/drawing/2016/5/14/chartex" xmlns:mc="http://schemas.openxmlformats.org/markup-compatibility/2006" xmlns:aink="http://schemas.microsoft.com/office/drawing/2016/ink" xmlns:am3d="http://schemas.microsoft.com/office/drawing/2017/model3d" xmlns:o="urn:schemas-microsoft-com:office:office" xmlns:oel="http://schemas.microsoft.com/office/2019/extlst" xmlns:r="http://schemas.openxmlformats.org/officeDocument/2006/relationships" xmlns:m="http://schemas.openxmlformats.org/officeDocument/2006/math" xmlns:v="urn:schemas-microsoft-com:vml" xmlns:wp14="http://schemas.microsoft.com/office/word/2010/wordprocessingDrawing" xmlns:wp="http://schemas.openxmlformats.org/drawingml/2006/wordprocessingDrawing" xmlns:w10="urn:schemas-microsoft-com:office:word" xmlns:w="http://schemas.openxmlformats.org/wordprocessingml/2006/main" xmlns:w14="http://schemas.microsoft.com/office/word/2010/wordml" xmlns:w15="http://schemas.microsoft.com/office/word/2012/wordml" xmlns:w16cex="http://schemas.microsoft.com/office/word/2018/wordml/cex" xmlns:w16cid="http://schemas.microsoft.com/office/word/2016/wordml/cid" xmlns:w16="http://schemas.microsoft.com/office/word/2018/wordml" xmlns:w16du="http://schemas.microsoft.com/office/word/2023/wordml/word16du" xmlns:w16sdtdh="http://schemas.microsoft.com/office/word/2020/wordml/sdtdatahash" xmlns:w16sdtfl="http://schemas.microsoft.com/office/word/2024/wordml/sdtformatlock" xmlns:w16se="http://schemas.microsoft.com/office/word/2015/wordml/symex" xmlns:wpg="http://schemas.microsoft.com/office/word/2010/wordprocessingGroup" xmlns:wpi="http://schemas.microsoft.com/office/word/2010/wordprocessingInk" xmlns:wne="http://schemas.microsoft.com/office/word/2006/wordml" xmlns:wps="http://schemas.microsoft.com/office/word/2010/wordprocessingShape" mc:Ignorable="w14 w15 w16se w16cid w16 w16cex w16sdtdh w16sdtfl w16du wp14">
   <w:abstractNum w:abstractNumId="0" w15:restartNumberingAfterBreak="0">
     <w:nsid w:val="1A3E7C89"/>
@@ -914,7 +988,118 @@
 </w:numbering>
 </file>
 
-<file path=word/styles.xml><?xml version="1.0" encoding="utf-8"?>
+<file path=word\settings.xml><?xml version="1.0" encoding="utf-8"?>
+<w:settings xmlns:mc="http://schemas.openxmlformats.org/markup-compatibility/2006" xmlns:o="urn:schemas-microsoft-com:office:office" xmlns:r="http://schemas.openxmlformats.org/officeDocument/2006/relationships" xmlns:m="http://schemas.openxmlformats.org/officeDocument/2006/math" xmlns:v="urn:schemas-microsoft-com:vml" xmlns:w10="urn:schemas-microsoft-com:office:word" xmlns:w="http://schemas.openxmlformats.org/wordprocessingml/2006/main" xmlns:w14="http://schemas.microsoft.com/office/word/2010/wordml" xmlns:w15="http://schemas.microsoft.com/office/word/2012/wordml" xmlns:w16cex="http://schemas.microsoft.com/office/word/2018/wordml/cex" xmlns:w16cid="http://schemas.microsoft.com/office/word/2016/wordml/cid" xmlns:w16="http://schemas.microsoft.com/office/word/2018/wordml" xmlns:w16du="http://schemas.microsoft.com/office/word/2023/wordml/word16du" xmlns:w16sdtdh="http://schemas.microsoft.com/office/word/2020/wordml/sdtdatahash" xmlns:w16sdtfl="http://schemas.microsoft.com/office/word/2024/wordml/sdtformatlock" xmlns:w16se="http://schemas.microsoft.com/office/word/2015/wordml/symex" xmlns:sl="http://schemas.openxmlformats.org/schemaLibrary/2006/main" mc:Ignorable="w14 w15 w16se w16cid w16 w16cex w16sdtdh w16sdtfl w16du">
+  <w:zoom w:percent="100"/>
+  <w:displayBackgroundShape/>
+  <w:defaultTabStop w:val="720"/>
+  <w:characterSpacingControl w:val="doNotCompress"/>
+  <w:compat>
+    <w:compatSetting w:name="compatibilityMode" w:uri="http://schemas.microsoft.com/office/word" w:val="15"/>
+    <w:compatSetting w:name="overrideTableStyleFontSizeAndJustification" w:uri="http://schemas.microsoft.com/office/word" w:val="1"/>
+    <w:compatSetting w:name="enableOpenTypeFeatures" w:uri="http://schemas.microsoft.com/office/word" w:val="1"/>
+    <w:compatSetting w:name="doNotFlipMirrorIndents" w:uri="http://schemas.microsoft.com/office/word" w:val="1"/>
+    <w:compatSetting w:name="differentiateMultirowTableHeaders" w:uri="http://schemas.microsoft.com/office/word" w:val="1"/>
+    <w:compatSetting w:name="useWord2013TrackBottomHyphenation" w:uri="http://schemas.microsoft.com/office/word" w:val="1"/>
+  </w:compat>
+  <w:rsids>
+    <w:rsidRoot w:val="008152D4"/>
+    <w:rsid w:val="000A10C9"/>
+    <w:rsid w:val="00112A12"/>
+    <w:rsid w:val="001B5447"/>
+    <w:rsid w:val="001B7F7C"/>
+    <w:rsid w:val="001F6667"/>
+    <w:rsid w:val="00211489"/>
+    <w:rsid w:val="0022216F"/>
+    <w:rsid w:val="002E67AC"/>
+    <w:rsid w:val="00311DFD"/>
+    <w:rsid w:val="003267EA"/>
+    <w:rsid w:val="00360D98"/>
+    <w:rsid w:val="00380CBA"/>
+    <w:rsid w:val="0038648D"/>
+    <w:rsid w:val="003C715D"/>
+    <w:rsid w:val="0043722C"/>
+    <w:rsid w:val="00482449"/>
+    <w:rsid w:val="004B6EFF"/>
+    <w:rsid w:val="004F0F7E"/>
+    <w:rsid w:val="00505A85"/>
+    <w:rsid w:val="0054545D"/>
+    <w:rsid w:val="00546ED4"/>
+    <w:rsid w:val="0057787B"/>
+    <w:rsid w:val="00591722"/>
+    <w:rsid w:val="005D22BE"/>
+    <w:rsid w:val="005E09F6"/>
+    <w:rsid w:val="0060378D"/>
+    <w:rsid w:val="006328F8"/>
+    <w:rsid w:val="00687A63"/>
+    <w:rsid w:val="006C5A8F"/>
+    <w:rsid w:val="006F47D7"/>
+    <w:rsid w:val="007D2061"/>
+    <w:rsid w:val="008152D4"/>
+    <w:rsid w:val="00834693"/>
+    <w:rsid w:val="008642A6"/>
+    <w:rsid w:val="008678E9"/>
+    <w:rsid w:val="008A6EE8"/>
+    <w:rsid w:val="008B79CE"/>
+    <w:rsid w:val="008D2028"/>
+    <w:rsid w:val="00925589"/>
+    <w:rsid w:val="00991ADC"/>
+    <w:rsid w:val="00A1684C"/>
+    <w:rsid w:val="00A20EC9"/>
+    <w:rsid w:val="00A45916"/>
+    <w:rsid w:val="00AB538C"/>
+    <w:rsid w:val="00B1183A"/>
+    <w:rsid w:val="00B276E3"/>
+    <w:rsid w:val="00B31B91"/>
+    <w:rsid w:val="00B56304"/>
+    <w:rsid w:val="00B74FCE"/>
+    <w:rsid w:val="00B86DAD"/>
+    <w:rsid w:val="00CC2BA9"/>
+    <w:rsid w:val="00CD48DA"/>
+    <w:rsid w:val="00D20C29"/>
+    <w:rsid w:val="00D60774"/>
+    <w:rsid w:val="00D616C2"/>
+    <w:rsid w:val="00E17F27"/>
+    <w:rsid w:val="00E40EAC"/>
+    <w:rsid w:val="00E92FEC"/>
+    <w:rsid w:val="00EA5CC9"/>
+    <w:rsid w:val="00ED416F"/>
+    <w:rsid w:val="00F26EE8"/>
+    <w:rsid w:val="00F33D95"/>
+    <w:rsid w:val="00F53065"/>
+    <w:rsid w:val="00F71F16"/>
+    <w:rsid w:val="00FA1157"/>
+  </w:rsids>
+  <m:mathPr>
+    <m:mathFont m:val="Cambria Math"/>
+    <m:brkBin m:val="before"/>
+    <m:brkBinSub m:val="--"/>
+    <m:smallFrac m:val="0"/>
+    <m:dispDef/>
+    <m:lMargin m:val="0"/>
+    <m:rMargin m:val="0"/>
+    <m:defJc m:val="centerGroup"/>
+    <m:wrapIndent m:val="1440"/>
+    <m:intLim m:val="subSup"/>
+    <m:naryLim m:val="undOvr"/>
+  </m:mathPr>
+  <w:themeFontLang w:val="en-IN"/>
+  <w:clrSchemeMapping w:bg1="light1" w:t1="dark1" w:bg2="light2" w:t2="dark2" w:accent1="accent1" w:accent2="accent2" w:accent3="accent3" w:accent4="accent4" w:accent5="accent5" w:accent6="accent6" w:hyperlink="hyperlink" w:followedHyperlink="followedHyperlink"/>
+  <w:doNotIncludeSubdocsInStats/>
+  <w:shapeDefaults>
+    <o:shapedefaults v:ext="edit" spidmax="1026"/>
+    <o:shapelayout v:ext="edit">
+      <o:idmap v:ext="edit" data="1"/>
+    </o:shapelayout>
+  </w:shapeDefaults>
+  <w:decimalSymbol w:val="."/>
+  <w:listSeparator w:val=","/>
+  <w14:docId w14:val="256EC68A"/>
+  <w15:docId w15:val="{C8D8E48E-0819-4023-9FCE-CD797B60FEE2}"/>
+</w:settings>
+</file>
+
+<file path=word\styles.xml><?xml version="1.0" encoding="utf-8"?>
 <w:styles xmlns:mc="http://schemas.openxmlformats.org/markup-compatibility/2006" xmlns:r="http://schemas.openxmlformats.org/officeDocument/2006/relationships" xmlns:w="http://schemas.openxmlformats.org/wordprocessingml/2006/main" xmlns:w14="http://schemas.microsoft.com/office/word/2010/wordml" xmlns:w15="http://schemas.microsoft.com/office/word/2012/wordml" xmlns:w16cex="http://schemas.microsoft.com/office/word/2018/wordml/cex" xmlns:w16cid="http://schemas.microsoft.com/office/word/2016/wordml/cid" xmlns:w16="http://schemas.microsoft.com/office/word/2018/wordml" xmlns:w16du="http://schemas.microsoft.com/office/word/2023/wordml/word16du" xmlns:w16sdtdh="http://schemas.microsoft.com/office/word/2020/wordml/sdtdatahash" xmlns:w16sdtfl="http://schemas.microsoft.com/office/word/2024/wordml/sdtformatlock" xmlns:w16se="http://schemas.microsoft.com/office/word/2015/wordml/symex" mc:Ignorable="w14 w15 w16se w16cid w16 w16cex w16sdtdh w16sdtfl w16du">
   <w:docDefaults>
     <w:rPrDefault>
@@ -1508,7 +1693,7 @@
 </w:styles>
 </file>
 
-<file path=word/theme/theme1.xml><?xml version="1.0" encoding="utf-8"?>
+<file path=word\theme\theme1.xml><?xml version="1.0" encoding="utf-8"?>
 <a:theme xmlns:a="http://schemas.openxmlformats.org/drawingml/2006/main" name="Office Theme">
   <a:themeElements>
     <a:clrScheme name="Office">
@@ -1801,4 +1986,8 @@
     </a:ext>
   </a:extLst>
 </a:theme>
+</file>
+
+<file path=word\webSettings.xml><?xml version="1.0" encoding="utf-8"?>
+<w:webSettings xmlns:mc="http://schemas.openxmlformats.org/markup-compatibility/2006" xmlns:r="http://schemas.openxmlformats.org/officeDocument/2006/relationships" xmlns:w="http://schemas.openxmlformats.org/wordprocessingml/2006/main" xmlns:w14="http://schemas.microsoft.com/office/word/2010/wordml" xmlns:w15="http://schemas.microsoft.com/office/word/2012/wordml" xmlns:w16cex="http://schemas.microsoft.com/office/word/2018/wordml/cex" xmlns:w16cid="http://schemas.microsoft.com/office/word/2016/wordml/cid" xmlns:w16="http://schemas.microsoft.com/office/word/2018/wordml" xmlns:w16du="http://schemas.microsoft.com/office/word/2023/wordml/word16du" xmlns:w16sdtdh="http://schemas.microsoft.com/office/word/2020/wordml/sdtdatahash" xmlns:w16sdtfl="http://schemas.microsoft.com/office/word/2024/wordml/sdtformatlock" xmlns:w16se="http://schemas.microsoft.com/office/word/2015/wordml/symex" mc:Ignorable="w14 w15 w16se w16cid w16 w16cex w16sdtdh w16sdtfl w16du"/>
 </file>